--- a/output/doc/02_Informe_Tecnico_de_Arquitectura_Desarrollo_y_Entorno_WSL2_de_la_Plataforma_de_Visualizacion_Sismica.docx
+++ b/output/doc/02_Informe_Tecnico_de_Arquitectura_Desarrollo_y_Entorno_WSL2_de_la_Plataforma_de_Visualizacion_Sismica.docx
@@ -45,7 +45,7 @@
         <w:jc w:val="center"/>
       </w:pPr>
       <w:r>
-        <w:t>Versión 1.3 - Junio de 2026</w:t>
+        <w:t>Versión 1.5 - Junio de 2026</w:t>
       </w:r>
     </w:p>
     <w:p>
@@ -241,7 +241,7 @@
           </w:tcPr>
           <w:p>
             <w:r>
-              <w:t>TypeScript, Node.js, PostgreSQL + PostGIS, API REST con canal en vivo (SSE/WebSocket), worker de ingesta y frontend de globo 3D con CesiumJS</w:t>
+              <w:t>TypeScript, Node.js, PostgreSQL + PostGIS, API REST con canal en vivo (SSE), worker de ingesta y frontend de globo 3D con CesiumJS</w:t>
             </w:r>
           </w:p>
         </w:tc>
@@ -599,7 +599,7 @@
           </w:tcPr>
           <w:p>
             <w:r>
-              <w:t>Versión 1.3 incorpora GEOFON y GeoNet, consolida PostgreSQL/PostGIS y CesiumJS, y actualiza la evaluación de fuentes oficiales y condicionadas.</w:t>
+              <w:t>Versi?n 1.6 integra CWA mediante el recurso oficial E-A0016-002, agrega prioridad regional para Taiwan y documenta identidad estable, incidencia resuelta, idempotencia y pruebas automatizadas.</w:t>
             </w:r>
           </w:p>
         </w:tc>
@@ -747,6 +747,22 @@
     </w:p>
     <w:p>
       <w:pPr>
+        <w:pStyle w:val="ListBullet"/>
+      </w:pPr>
+      <w:r>
+        <w:t>15. Ampliación técnica de proveedores oficiales</w:t>
+      </w:r>
+    </w:p>
+    <w:p>
+      <w:pPr>
+        <w:pStyle w:val="ListBullet"/>
+      </w:pPr>
+      <w:r>
+        <w:t>16. Referencias complementarias</w:t>
+      </w:r>
+    </w:p>
+    <w:p>
+      <w:pPr>
         <w:spacing w:after="120" w:line="259" w:lineRule="auto"/>
       </w:pPr>
       <w:r/>
@@ -1290,7 +1306,7 @@
           </w:tcPr>
           <w:p>
             <w:r>
-              <w:t>SSE o WebSocket</w:t>
+              <w:t>SSE</w:t>
             </w:r>
           </w:p>
         </w:tc>
@@ -1384,7 +1400,7 @@
         <w:spacing w:after="120" w:line="259" w:lineRule="auto"/>
       </w:pPr>
       <w:r>
-        <w:t>Fuentes externas (USGS, EMSC, IGP/CENSIS, FUNVISIS, GEOFON, GeoNet, GDACS y NOAA/PTWC/NTWC)</w:t>
+        <w:t>Fuentes externas (USGS, EMSC, IGP/CENSIS, FUNVISIS, GEOFON, GeoNet, BMKG, JMA, GDACS y NOAA/PTWC/NTWC)</w:t>
         <w:br/>
         <w:t xml:space="preserve">  -&gt; Worker de ingesta Node.js/TypeScript</w:t>
         <w:br/>
@@ -1392,7 +1408,7 @@
         <w:br/>
         <w:t xml:space="preserve">  -&gt; PostgreSQL + PostGIS</w:t>
         <w:br/>
-        <w:t xml:space="preserve">  -&gt; API REST + canal en vivo (SSE/WebSocket) Node.js/TypeScript</w:t>
+        <w:t xml:space="preserve">  -&gt; API REST + canal en vivo (SSE) Node.js/TypeScript</w:t>
         <w:br/>
         <w:t xml:space="preserve">  -&gt; Frontend TypeScript con globo 3D CesiumJS</w:t>
       </w:r>
@@ -1531,7 +1547,7 @@
               <w:rPr>
                 <w:sz w:val="18"/>
               </w:rPr>
-              <w:t>Exponer endpoints normalizados, aplicar validaciones, responder al frontend y publicar eventos nuevos por SSE/WebSocket.</w:t>
+              <w:t>Exponer endpoints normalizados, aplicar validaciones, responder al frontend y publicar eventos nuevos por SSE.</w:t>
             </w:r>
             <w:r>
               <w:rPr>
@@ -1572,20 +1588,8 @@
             <w:vAlign w:val="top"/>
           </w:tcPr>
           <w:p>
-            <w:pPr>
-              <w:spacing w:after="40"/>
-            </w:pPr>
-            <w:r>
-              <w:rPr>
-                <w:sz w:val="18"/>
-              </w:rPr>
-              <w:t>Consultar USGS, EMSC, IGP/CENSIS, FUNVISIS, GEOFON, GeoNet, GDACS y NOAA, transformar datos, asociar referencias sin duplicidad y registrar auditoria.</w:t>
-            </w:r>
-            <w:r>
-              <w:rPr>
-                <w:b w:val="0"/>
-                <w:sz w:val="18"/>
-              </w:rPr>
+            <w:r>
+              <w:t>Consultar USGS, EMSC, IGP/CENSIS, FUNVISIS, GEOFON, GeoNet, BMKG, JMA, CWA, GDACS y NOAA, transformar datos, asociar referencias sin duplicidad y registrar auditoria.</w:t>
             </w:r>
           </w:p>
         </w:tc>
@@ -2559,7 +2563,7 @@
           </w:tcPr>
           <w:p>
             <w:r>
-              <w:t>Canal SSE/WebSocket que empuja eventos nuevos al frontend; suscripción opcional al WebSocket de EMSC en el worker.</w:t>
+              <w:t>Canal SSE que empuja eventos nuevos al frontend; suscripción opcional al WebSocket de EMSC en el worker.</w:t>
             </w:r>
           </w:p>
         </w:tc>
@@ -3685,77 +3689,6 @@
       <w:tr>
         <w:tc>
           <w:tcPr>
-            <w:tcW w:type="dxa" w:w="3168"/>
-            <w:vAlign w:val="top"/>
-          </w:tcPr>
-          <w:p>
-            <w:pPr>
-              <w:spacing w:after="40"/>
-            </w:pPr>
-            <w:r>
-              <w:rPr>
-                <w:sz w:val="18"/>
-              </w:rPr>
-            </w:r>
-            <w:r>
-              <w:rPr>
-                <w:b w:val="0"/>
-                <w:sz w:val="18"/>
-              </w:rPr>
-              <w:t>/api/map/summary</w:t>
-            </w:r>
-          </w:p>
-        </w:tc>
-        <w:tc>
-          <w:tcPr>
-            <w:tcW w:type="dxa" w:w="1584"/>
-            <w:vAlign w:val="top"/>
-          </w:tcPr>
-          <w:p>
-            <w:pPr>
-              <w:spacing w:after="40"/>
-            </w:pPr>
-            <w:r>
-              <w:rPr>
-                <w:sz w:val="18"/>
-              </w:rPr>
-            </w:r>
-            <w:r>
-              <w:rPr>
-                <w:b w:val="0"/>
-                <w:sz w:val="18"/>
-              </w:rPr>
-              <w:t>GET</w:t>
-            </w:r>
-          </w:p>
-        </w:tc>
-        <w:tc>
-          <w:tcPr>
-            <w:tcW w:type="dxa" w:w="5904"/>
-            <w:vAlign w:val="top"/>
-          </w:tcPr>
-          <w:p>
-            <w:pPr>
-              <w:spacing w:after="40"/>
-            </w:pPr>
-            <w:r>
-              <w:rPr>
-                <w:sz w:val="18"/>
-              </w:rPr>
-            </w:r>
-            <w:r>
-              <w:rPr>
-                <w:b w:val="0"/>
-                <w:sz w:val="18"/>
-              </w:rPr>
-              <w:t>Resumen de eventos para renderizado de mapa.</w:t>
-            </w:r>
-          </w:p>
-        </w:tc>
-      </w:tr>
-      <w:tr>
-        <w:tc>
-          <w:tcPr>
             <w:tcW w:type="dxa" w:w="3264"/>
           </w:tcPr>
           <w:p>
@@ -3770,7 +3703,7 @@
           </w:tcPr>
           <w:p>
             <w:r>
-              <w:t>GET (SSE) / WS</w:t>
+              <w:t>GET (SSE)</w:t>
             </w:r>
           </w:p>
         </w:tc>
@@ -3810,7 +3743,7 @@
         <w:br/>
         <w:t xml:space="preserve">  eventId: string;</w:t>
         <w:br/>
-        <w:t xml:space="preserve">  source: 'USGS' | 'EMSC' | 'IGP' | 'FUNVISIS' | 'GEOFON' | 'GEONET';</w:t>
+        <w:t xml:space="preserve">  source: 'USGS' | 'EMSC' | 'IGP' | 'FUNVISIS' | 'GEOFON' | 'GEONET' | 'BMKG' | 'JMA' | 'CWA';</w:t>
         <w:br/>
         <w:t xml:space="preserve">  sourceEventId?: string;</w:t>
         <w:br/>
@@ -4357,7 +4290,7 @@
         <w:pStyle w:val="ListNumber"/>
       </w:pPr>
       <w:r>
-        <w:t>USGS, EMSC, IGP/CENSIS, FUNVISIS, GEOFON, GeoNet, GDACS y NOAA operativos.</w:t>
+        <w:t>USGS, EMSC, IGP/CENSIS, FUNVISIS, GEOFON, GeoNet, BMKG, JMA, CWA, GDACS y NOAA operativos.</w:t>
       </w:r>
     </w:p>
     <w:p>
@@ -4824,7 +4757,7 @@
           </w:tcPr>
           <w:p>
             <w:r>
-              <w:t>La API empuja un evento nuevo al cliente por SSE/WebSocket sin recargar la página.</w:t>
+              <w:t>La API empuja un evento nuevo al cliente por SSE sin recargar la página.</w:t>
             </w:r>
           </w:p>
         </w:tc>
@@ -5419,7 +5352,7 @@
         <w:spacing w:after="120" w:line="259" w:lineRule="auto"/>
       </w:pPr>
       <w:r>
-        <w:t>Se recomienda iniciar el desarrollo en Windows con Ubuntu WSL2, usando TypeScript, Node.js y PostgreSQL con PostGIS, con una arquitectura de modelo híbrido: datos oficiales como base verificable y CesiumJS como capa principal de visualización 3D. La base funcional integra USGS, globo 3D interactivo, API propia con canal en vivo (SSE/WebSocket) y worker de ingesta. La evolucion funcional incorpora EMSC, IGP/CENSIS, FUNVISIS, GEOFON, GeoNet, GDACS y productos NOAA/PTWC/NTWC, junto con reglas maduras de deduplicación y trazabilidad multi-fuente. Esta ruta conserva rigor técnico, mejora la experiencia operativa y evita depender de herramientas experimentales de terceros como componente crítico del sistema.</w:t>
+        <w:t>Se recomienda iniciar el desarrollo en Windows con Ubuntu WSL2, usando TypeScript, Node.js y PostgreSQL con PostGIS, con una arquitectura de modelo híbrido: datos oficiales como base verificable y CesiumJS como capa principal de visualización 3D. La base funcional integra USGS, globo 3D interactivo, API propia con canal en vivo (SSE) y worker de ingesta. La evolucion funcional incorpora EMSC, IGP/CENSIS, FUNVISIS, GEOFON, GeoNet, BMKG, JMA, GDACS y productos NOAA/PTWC/NTWC, junto con reglas maduras de deduplicación y trazabilidad multi-fuente. Esta ruta conserva rigor técnico, mejora la experiencia operativa y evita depender de herramientas experimentales de terceros como componente crítico del sistema.</w:t>
       </w:r>
     </w:p>
     <w:p>
@@ -5957,6 +5890,232 @@
           </w:p>
         </w:tc>
       </w:tr>
+      <w:tr>
+        <w:tc>
+          <w:tcPr>
+            <w:tcW w:type="dxa" w:w="1958"/>
+            <w:vAlign w:val="top"/>
+          </w:tcPr>
+          <w:p>
+            <w:pPr>
+              <w:spacing w:after="0"/>
+            </w:pPr>
+            <w:r>
+              <w:rPr>
+                <w:sz w:val="17"/>
+              </w:rPr>
+              <w:t>BMKG</w:t>
+            </w:r>
+          </w:p>
+        </w:tc>
+        <w:tc>
+          <w:tcPr>
+            <w:tcW w:type="dxa" w:w="1958"/>
+            <w:vAlign w:val="top"/>
+          </w:tcPr>
+          <w:p>
+            <w:pPr>
+              <w:spacing w:after="0"/>
+            </w:pPr>
+            <w:r>
+              <w:rPr>
+                <w:sz w:val="17"/>
+              </w:rPr>
+              <w:t>JSON M5+ y sentidos</w:t>
+            </w:r>
+          </w:p>
+        </w:tc>
+        <w:tc>
+          <w:tcPr>
+            <w:tcW w:type="dxa" w:w="1958"/>
+            <w:vAlign w:val="top"/>
+          </w:tcPr>
+          <w:p>
+            <w:pPr>
+              <w:spacing w:after="0"/>
+            </w:pPr>
+            <w:r>
+              <w:rPr>
+                <w:sz w:val="17"/>
+              </w:rPr>
+              <w:t>Fusión por ID; intensidad y tsunami</w:t>
+            </w:r>
+          </w:p>
+        </w:tc>
+        <w:tc>
+          <w:tcPr>
+            <w:tcW w:type="dxa" w:w="1958"/>
+            <w:vAlign w:val="top"/>
+          </w:tcPr>
+          <w:p>
+            <w:pPr>
+              <w:spacing w:after="0"/>
+            </w:pPr>
+            <w:r>
+              <w:rPr>
+                <w:sz w:val="17"/>
+              </w:rPr>
+              <w:t>120 s</w:t>
+            </w:r>
+          </w:p>
+        </w:tc>
+        <w:tc>
+          <w:tcPr>
+            <w:tcW w:type="dxa" w:w="1958"/>
+            <w:vAlign w:val="top"/>
+          </w:tcPr>
+          <w:p>
+            <w:pPr>
+              <w:spacing w:after="0"/>
+            </w:pPr>
+            <w:r>
+              <w:rPr>
+                <w:sz w:val="17"/>
+              </w:rPr>
+              <w:t>Operativo</w:t>
+            </w:r>
+          </w:p>
+        </w:tc>
+      </w:tr>
+      <w:tr>
+        <w:tc>
+          <w:tcPr>
+            <w:tcW w:type="dxa" w:w="1958"/>
+            <w:vAlign w:val="top"/>
+          </w:tcPr>
+          <w:p>
+            <w:pPr>
+              <w:spacing w:after="0"/>
+            </w:pPr>
+            <w:r>
+              <w:rPr>
+                <w:sz w:val="17"/>
+              </w:rPr>
+              <w:t>JMA</w:t>
+            </w:r>
+          </w:p>
+        </w:tc>
+        <w:tc>
+          <w:tcPr>
+            <w:tcW w:type="dxa" w:w="1958"/>
+            <w:vAlign w:val="top"/>
+          </w:tcPr>
+          <w:p>
+            <w:pPr>
+              <w:spacing w:after="0"/>
+            </w:pPr>
+            <w:r>
+              <w:rPr>
+                <w:sz w:val="17"/>
+              </w:rPr>
+              <w:t>JSON Bosai</w:t>
+            </w:r>
+          </w:p>
+        </w:tc>
+        <w:tc>
+          <w:tcPr>
+            <w:tcW w:type="dxa" w:w="1958"/>
+            <w:vAlign w:val="top"/>
+          </w:tcPr>
+          <w:p>
+            <w:pPr>
+              <w:spacing w:after="0"/>
+            </w:pPr>
+            <w:r>
+              <w:rPr>
+                <w:sz w:val="17"/>
+              </w:rPr>
+              <w:t>Por eid; ISO 6709 y Shindo</w:t>
+            </w:r>
+          </w:p>
+        </w:tc>
+        <w:tc>
+          <w:tcPr>
+            <w:tcW w:type="dxa" w:w="1958"/>
+            <w:vAlign w:val="top"/>
+          </w:tcPr>
+          <w:p>
+            <w:pPr>
+              <w:spacing w:after="0"/>
+            </w:pPr>
+            <w:r>
+              <w:rPr>
+                <w:sz w:val="17"/>
+              </w:rPr>
+              <w:t>120 s</w:t>
+            </w:r>
+          </w:p>
+        </w:tc>
+        <w:tc>
+          <w:tcPr>
+            <w:tcW w:type="dxa" w:w="1958"/>
+            <w:vAlign w:val="top"/>
+          </w:tcPr>
+          <w:p>
+            <w:pPr>
+              <w:spacing w:after="0"/>
+            </w:pPr>
+            <w:r>
+              <w:rPr>
+                <w:sz w:val="17"/>
+              </w:rPr>
+              <w:t>Operativo</w:t>
+            </w:r>
+          </w:p>
+        </w:tc>
+      </w:tr>
+      <w:tr>
+        <w:tc>
+          <w:tcPr>
+            <w:tcW w:type="dxa" w:w="1958"/>
+          </w:tcPr>
+          <w:p>
+            <w:r>
+              <w:t>CWA</w:t>
+            </w:r>
+          </w:p>
+        </w:tc>
+        <w:tc>
+          <w:tcPr>
+            <w:tcW w:type="dxa" w:w="1958"/>
+          </w:tcPr>
+          <w:p>
+            <w:r>
+              <w:t>JSON E-A0016-002 autenticado</w:t>
+            </w:r>
+          </w:p>
+        </w:tc>
+        <w:tc>
+          <w:tcPr>
+            <w:tcW w:type="dxa" w:w="1958"/>
+          </w:tcPr>
+          <w:p>
+            <w:r>
+              <w:t>Slug desde Web; fallback hash; intensidad maxima y estaciones</w:t>
+            </w:r>
+          </w:p>
+        </w:tc>
+        <w:tc>
+          <w:tcPr>
+            <w:tcW w:type="dxa" w:w="1958"/>
+          </w:tcPr>
+          <w:p>
+            <w:r>
+              <w:t>120 s</w:t>
+            </w:r>
+          </w:p>
+        </w:tc>
+        <w:tc>
+          <w:tcPr>
+            <w:tcW w:type="dxa" w:w="1958"/>
+          </w:tcPr>
+          <w:p>
+            <w:r>
+              <w:t>Operativo</w:t>
+            </w:r>
+          </w:p>
+        </w:tc>
+      </w:tr>
     </w:tbl>
     <w:p/>
     <w:p>
@@ -6001,6 +6160,22 @@
         <w:pStyle w:val="ListBullet"/>
       </w:pPr>
       <w:r>
+        <w:t>Indonesia: BMKG tiene prioridad sobre USGS, GEOFON y EMSC.</w:t>
+      </w:r>
+    </w:p>
+    <w:p>
+      <w:pPr>
+        <w:pStyle w:val="ListBullet"/>
+      </w:pPr>
+      <w:r>
+        <w:t>Jap?n: JMA tiene prioridad sobre USGS, GEOFON y EMSC. Taiwan: CWA tiene prioridad sobre USGS, GEOFON y EMSC.</w:t>
+      </w:r>
+    </w:p>
+    <w:p>
+      <w:pPr>
+        <w:pStyle w:val="ListBullet"/>
+      </w:pPr>
+      <w:r>
         <w:t>Resto del mundo: USGS precede a GEOFON y EMSC.</w:t>
       </w:r>
     </w:p>
@@ -6128,14 +6303,8 @@
             <w:vAlign w:val="top"/>
           </w:tcPr>
           <w:p>
-            <w:pPr>
-              <w:spacing w:after="0"/>
-            </w:pPr>
-            <w:r>
-              <w:rPr>
-                <w:sz w:val="17"/>
-              </w:rPr>
-              <w:t>Adaptadores GEOFON y GeoNet; parser FDSN texto</w:t>
+            <w:r>
+              <w:t>Adaptadores GEOFON, GeoNet, BMKG, JMA y CWA; parsers FDSN/JSON</w:t>
             </w:r>
           </w:p>
         </w:tc>
@@ -6200,14 +6369,8 @@
             <w:vAlign w:val="top"/>
           </w:tcPr>
           <w:p>
-            <w:pPr>
-              <w:spacing w:after="0"/>
-            </w:pPr>
-            <w:r>
-              <w:rPr>
-                <w:sz w:val="17"/>
-              </w:rPr>
-              <w:t>Exposición del estado de las nueve fuentes</w:t>
+            <w:r>
+              <w:t>Exposici?n del estado de las doce fuentes</w:t>
             </w:r>
           </w:p>
         </w:tc>
@@ -6287,7 +6450,7 @@
         <w:pStyle w:val="ListBullet"/>
       </w:pPr>
       <w:r>
-        <w:t>Diez pruebas unitarias, typecheck y build ejecutados correctamente.</w:t>
+        <w:t>Primera corrida BMKG: 2 asociaciones y 1 inserción; reingesta idempotente.</w:t>
       </w:r>
     </w:p>
     <w:p>
@@ -6295,7 +6458,31 @@
         <w:pStyle w:val="ListBullet"/>
       </w:pPr>
       <w:r>
-        <w:t>DHN/CNAT, SGC, CSN e ISC permanecen fuera del worker en vivo por las razones registradas en SDD-004.</w:t>
+        <w:t>Primera corrida JMA conforme: 11 asociaciones y 5 inserciones; 16 referencias únicas.</w:t>
+      </w:r>
+    </w:p>
+    <w:p>
+      <w:pPr>
+        <w:pStyle w:val="ListBullet"/>
+      </w:pPr>
+      <w:r>
+        <w:t>Incidencia inicial JMA: prioridad nula; corregida sin persistencia parcial. Incidencia inicial CWA: solapamiento Taiwan/Jap?n en prioridad regional; corregido con una actualizaci?n controlada del can?nico.</w:t>
+      </w:r>
+    </w:p>
+    <w:p>
+      <w:pPr>
+        <w:pStyle w:val="ListBullet"/>
+      </w:pPr>
+      <w:r>
+        <w:t>Primera corrida CWA conforme: 2 inserciones y 2 referencias ?nicas; reingesta idempotente. Doce fuentes quedan expuestas por API. Veinte pruebas unitarias, typecheck y build ejecutados correctamente. La evidencia espec?fica se registra en VALIDATION-007.</w:t>
+      </w:r>
+    </w:p>
+    <w:p>
+      <w:pPr>
+        <w:pStyle w:val="ListBullet"/>
+      </w:pPr>
+      <w:r>
+        <w:t>DHN/CNAT, SGC, CSN e ISC permanecen fuera del worker en vivo por las razones registradas en SDD-004, SDD-005, SDD-006 y SDD-007.</w:t>
       </w:r>
     </w:p>
     <w:p>
@@ -6388,6 +6575,39 @@
       </w:r>
       <w:r>
         <w:t>https://www.csn.uchile.cl/</w:t>
+      </w:r>
+    </w:p>
+    <w:p>
+      <w:pPr>
+        <w:pStyle w:val="ListBullet"/>
+      </w:pPr>
+      <w:r>
+        <w:rPr>
+          <w:b/>
+        </w:rPr>
+        <w:t xml:space="preserve">BMKG - Datos abiertos de terremotos: </w:t>
+      </w:r>
+      <w:r>
+        <w:t>https://data.bmkg.go.id/gempabumi/</w:t>
+      </w:r>
+    </w:p>
+    <w:p>
+      <w:pPr>
+        <w:pStyle w:val="ListBullet"/>
+      </w:pPr>
+      <w:r>
+        <w:rPr>
+          <w:b/>
+        </w:rPr>
+        <w:t xml:space="preserve">JMA - Información de terremotos: </w:t>
+      </w:r>
+      <w:r>
+        <w:t>https://www.jma.go.jp/bosai/map.html#contents=earthquake</w:t>
+      </w:r>
+    </w:p>
+    <w:p>
+      <w:r>
+        <w:t>CWA Taiwan - Earthquake Report E-A0016-002: https://opendata.cwa.gov.tw/</w:t>
       </w:r>
     </w:p>
     <w:sectPr>

--- a/output/doc/02_Informe_Tecnico_de_Arquitectura_Desarrollo_y_Entorno_WSL2_de_la_Plataforma_de_Visualizacion_Sismica.docx
+++ b/output/doc/02_Informe_Tecnico_de_Arquitectura_Desarrollo_y_Entorno_WSL2_de_la_Plataforma_de_Visualizacion_Sismica.docx
@@ -45,7 +45,7 @@
         <w:jc w:val="center"/>
       </w:pPr>
       <w:r>
-        <w:t>Versión 1.5 - Junio de 2026</w:t>
+        <w:t>Versión 1.7 - Junio de 2026</w:t>
       </w:r>
     </w:p>
     <w:p>
@@ -599,7 +599,7 @@
           </w:tcPr>
           <w:p>
             <w:r>
-              <w:t>Versi?n 1.6 integra CWA mediante el recurso oficial E-A0016-002, agrega prioridad regional para Taiwan y documenta identidad estable, incidencia resuelta, idempotencia y pruebas automatizadas.</w:t>
+              <w:t>Versión 1.7 define la arquitectura desacoplada FDSN/SeedLink - SeisComP - Node.js - PostgreSQL/PostGIS - CesiumJS, sus contratos internos y criterios de validación.</w:t>
             </w:r>
           </w:p>
         </w:tc>
@@ -759,6 +759,15 @@
       </w:pPr>
       <w:r>
         <w:t>16. Referencias complementarias</w:t>
+      </w:r>
+    </w:p>
+    <w:p/>
+    <w:p>
+      <w:pPr>
+        <w:pStyle w:val="ListBullet"/>
+      </w:pPr>
+      <w:r>
+        <w:t>17. Arquitectura del subsistema experimental de estaciones</w:t>
       </w:r>
     </w:p>
     <w:p>
@@ -6168,7 +6177,7 @@
         <w:pStyle w:val="ListBullet"/>
       </w:pPr>
       <w:r>
-        <w:t>Jap?n: JMA tiene prioridad sobre USGS, GEOFON y EMSC. Taiwan: CWA tiene prioridad sobre USGS, GEOFON y EMSC.</w:t>
+        <w:t>Japón: JMA tiene prioridad sobre USGS, GEOFON y EMSC. Taiwan: CWA tiene prioridad sobre USGS, GEOFON y EMSC.</w:t>
       </w:r>
     </w:p>
     <w:p>
@@ -6370,7 +6379,7 @@
           </w:tcPr>
           <w:p>
             <w:r>
-              <w:t>Exposici?n del estado de las doce fuentes</w:t>
+              <w:t>Exposición del estado de las doce fuentes</w:t>
             </w:r>
           </w:p>
         </w:tc>
@@ -6466,7 +6475,7 @@
         <w:pStyle w:val="ListBullet"/>
       </w:pPr>
       <w:r>
-        <w:t>Incidencia inicial JMA: prioridad nula; corregida sin persistencia parcial. Incidencia inicial CWA: solapamiento Taiwan/Jap?n en prioridad regional; corregido con una actualizaci?n controlada del can?nico.</w:t>
+        <w:t>Incidencia inicial JMA: prioridad nula; corregida sin persistencia parcial. Incidencia inicial CWA: solapamiento Taiwan/Japón en prioridad regional; corregido con una actualización controlada del canónico.</w:t>
       </w:r>
     </w:p>
     <w:p>
@@ -6474,7 +6483,7 @@
         <w:pStyle w:val="ListBullet"/>
       </w:pPr>
       <w:r>
-        <w:t>Primera corrida CWA conforme: 2 inserciones y 2 referencias ?nicas; reingesta idempotente. Doce fuentes quedan expuestas por API. Veinte pruebas unitarias, typecheck y build ejecutados correctamente. La evidencia espec?fica se registra en VALIDATION-007.</w:t>
+        <w:t>Primera corrida CWA conforme: 2 inserciones y 2 referencias únicas; reingesta idempotente. Doce fuentes quedan expuestas por API. Veinte pruebas unitarias, typecheck y build ejecutados correctamente. La evidencia específica se registra en VALIDATION-007.</w:t>
       </w:r>
     </w:p>
     <w:p>
@@ -6608,6 +6617,976 @@
     <w:p>
       <w:r>
         <w:t>CWA Taiwan - Earthquake Report E-A0016-002: https://opendata.cwa.gov.tw/</w:t>
+      </w:r>
+    </w:p>
+    <w:p>
+      <w:pPr>
+        <w:pStyle w:val="Heading1"/>
+      </w:pPr>
+      <w:r>
+        <w:t>17. Arquitectura del subsistema experimental de estaciones</w:t>
+      </w:r>
+    </w:p>
+    <w:p>
+      <w:r>
+        <w:t>La solución adopta una arquitectura desacoplada. SeisComP realiza adquisición, picking, asociación, localización y magnitud en Linux. TypeScript y Node.js conservan la responsabilidad de normalizar contratos, persistir resultados, aplicar seguridad y distribuir estados hacia CesiumJS.</w:t>
+      </w:r>
+    </w:p>
+    <w:p>
+      <w:pPr>
+        <w:pStyle w:val="Heading2"/>
+      </w:pPr>
+      <w:r>
+        <w:t>17.1 Flujo técnico</w:t>
+      </w:r>
+    </w:p>
+    <w:p>
+      <w:pPr>
+        <w:pStyle w:val="CodeBlock"/>
+      </w:pPr>
+      <w:r>
+        <w:t>FDSN Station / SeedLink</w:t>
+        <w:br/>
+        <w:t xml:space="preserve">          |</w:t>
+        <w:br/>
+        <w:t xml:space="preserve">          v</w:t>
+        <w:br/>
+        <w:t>SeisComP en Linux VM o WSL2</w:t>
+        <w:br/>
+        <w:t xml:space="preserve">  scautopick -&gt; scautoloc -&gt; scamp/scmag</w:t>
+        <w:br/>
+        <w:t xml:space="preserve">          |</w:t>
+        <w:br/>
+        <w:t xml:space="preserve">          v</w:t>
+        <w:br/>
+        <w:t>Adaptador interno autenticado</w:t>
+        <w:br/>
+        <w:t xml:space="preserve">          |</w:t>
+        <w:br/>
+        <w:t xml:space="preserve">          v</w:t>
+        <w:br/>
+        <w:t>Node.js API/worker -&gt; PostgreSQL/PostGIS -&gt; SSE -&gt; CesiumJS</w:t>
+      </w:r>
+    </w:p>
+    <w:p>
+      <w:pPr>
+        <w:pStyle w:val="Heading2"/>
+      </w:pPr>
+      <w:r>
+        <w:t>17.2 Componentes</w:t>
+      </w:r>
+    </w:p>
+    <w:tbl>
+      <w:tblPr>
+        <w:tblStyle w:val="TableGrid"/>
+        <w:tblW w:type="auto" w:w="0"/>
+        <w:tblLayout w:type="autofit"/>
+        <w:tblLook w:firstColumn="1" w:firstRow="1" w:lastColumn="0" w:lastRow="0" w:noHBand="0" w:noVBand="1" w:val="04A0"/>
+      </w:tblPr>
+      <w:tblGrid>
+        <w:gridCol w:w="3264"/>
+        <w:gridCol w:w="3264"/>
+        <w:gridCol w:w="3264"/>
+      </w:tblGrid>
+      <w:tr>
+        <w:tc>
+          <w:tcPr>
+            <w:tcW w:type="dxa" w:w="2268"/>
+            <w:shd w:fill="D9E2F3"/>
+          </w:tcPr>
+          <w:p>
+            <w:r>
+              <w:rPr>
+                <w:b/>
+                <w:sz w:val="18"/>
+              </w:rPr>
+              <w:t>Componente</w:t>
+            </w:r>
+          </w:p>
+        </w:tc>
+        <w:tc>
+          <w:tcPr>
+            <w:tcW w:type="dxa" w:w="2381"/>
+            <w:shd w:fill="D9E2F3"/>
+          </w:tcPr>
+          <w:p>
+            <w:r>
+              <w:rPr>
+                <w:b/>
+                <w:sz w:val="18"/>
+              </w:rPr>
+              <w:t>Tecnología</w:t>
+            </w:r>
+          </w:p>
+        </w:tc>
+        <w:tc>
+          <w:tcPr>
+            <w:tcW w:type="dxa" w:w="4649"/>
+            <w:shd w:fill="D9E2F3"/>
+          </w:tcPr>
+          <w:p>
+            <w:r>
+              <w:rPr>
+                <w:b/>
+                <w:sz w:val="18"/>
+              </w:rPr>
+              <w:t>Responsabilidad</w:t>
+            </w:r>
+          </w:p>
+        </w:tc>
+      </w:tr>
+      <w:tr>
+        <w:tc>
+          <w:tcPr>
+            <w:tcW w:type="dxa" w:w="2268"/>
+          </w:tcPr>
+          <w:p>
+            <w:r>
+              <w:rPr>
+                <w:sz w:val="18"/>
+              </w:rPr>
+              <w:t>Station catalog provider</w:t>
+            </w:r>
+          </w:p>
+        </w:tc>
+        <w:tc>
+          <w:tcPr>
+            <w:tcW w:type="dxa" w:w="2381"/>
+          </w:tcPr>
+          <w:p>
+            <w:r>
+              <w:rPr>
+                <w:sz w:val="18"/>
+              </w:rPr>
+              <w:t>TypeScript + FDSN text</w:t>
+            </w:r>
+          </w:p>
+        </w:tc>
+        <w:tc>
+          <w:tcPr>
+            <w:tcW w:type="dxa" w:w="4649"/>
+          </w:tcPr>
+          <w:p>
+            <w:r>
+              <w:rPr>
+                <w:sz w:val="18"/>
+              </w:rPr>
+              <w:t>Descargar, validar y versionar metadatos de estaciones.</w:t>
+            </w:r>
+          </w:p>
+        </w:tc>
+      </w:tr>
+      <w:tr>
+        <w:tc>
+          <w:tcPr>
+            <w:tcW w:type="dxa" w:w="2268"/>
+          </w:tcPr>
+          <w:p>
+            <w:r>
+              <w:rPr>
+                <w:sz w:val="18"/>
+              </w:rPr>
+              <w:t>Scientific engine</w:t>
+            </w:r>
+          </w:p>
+        </w:tc>
+        <w:tc>
+          <w:tcPr>
+            <w:tcW w:type="dxa" w:w="2381"/>
+          </w:tcPr>
+          <w:p>
+            <w:r>
+              <w:rPr>
+                <w:sz w:val="18"/>
+              </w:rPr>
+              <w:t>SeisComP sobre Linux</w:t>
+            </w:r>
+          </w:p>
+        </w:tc>
+        <w:tc>
+          <w:tcPr>
+            <w:tcW w:type="dxa" w:w="4649"/>
+          </w:tcPr>
+          <w:p>
+            <w:r>
+              <w:rPr>
+                <w:sz w:val="18"/>
+              </w:rPr>
+              <w:t>Consumir SeedLink/MiniSEED y producir picks, amplitudes y orígenes.</w:t>
+            </w:r>
+          </w:p>
+        </w:tc>
+      </w:tr>
+      <w:tr>
+        <w:tc>
+          <w:tcPr>
+            <w:tcW w:type="dxa" w:w="2268"/>
+          </w:tcPr>
+          <w:p>
+            <w:r>
+              <w:rPr>
+                <w:sz w:val="18"/>
+              </w:rPr>
+              <w:t>Engine adapter</w:t>
+            </w:r>
+          </w:p>
+        </w:tc>
+        <w:tc>
+          <w:tcPr>
+            <w:tcW w:type="dxa" w:w="2381"/>
+          </w:tcPr>
+          <w:p>
+            <w:r>
+              <w:rPr>
+                <w:sz w:val="18"/>
+              </w:rPr>
+              <w:t>API interna Node.js</w:t>
+            </w:r>
+          </w:p>
+        </w:tc>
+        <w:tc>
+          <w:tcPr>
+            <w:tcW w:type="dxa" w:w="4649"/>
+          </w:tcPr>
+          <w:p>
+            <w:r>
+              <w:rPr>
+                <w:sz w:val="18"/>
+              </w:rPr>
+              <w:t>Validar autenticación, esquema, límites temporales e idempotencia.</w:t>
+            </w:r>
+          </w:p>
+        </w:tc>
+      </w:tr>
+      <w:tr>
+        <w:tc>
+          <w:tcPr>
+            <w:tcW w:type="dxa" w:w="2268"/>
+          </w:tcPr>
+          <w:p>
+            <w:r>
+              <w:rPr>
+                <w:sz w:val="18"/>
+              </w:rPr>
+              <w:t>Persistence</w:t>
+            </w:r>
+          </w:p>
+        </w:tc>
+        <w:tc>
+          <w:tcPr>
+            <w:tcW w:type="dxa" w:w="2381"/>
+          </w:tcPr>
+          <w:p>
+            <w:r>
+              <w:rPr>
+                <w:sz w:val="18"/>
+              </w:rPr>
+              <w:t>PostgreSQL + PostGIS</w:t>
+            </w:r>
+          </w:p>
+        </w:tc>
+        <w:tc>
+          <w:tcPr>
+            <w:tcW w:type="dxa" w:w="4649"/>
+          </w:tcPr>
+          <w:p>
+            <w:r>
+              <w:rPr>
+                <w:sz w:val="18"/>
+              </w:rPr>
+              <w:t>Guardar estaciones, último estado, picks y orígenes experimentales.</w:t>
+            </w:r>
+          </w:p>
+        </w:tc>
+      </w:tr>
+      <w:tr>
+        <w:tc>
+          <w:tcPr>
+            <w:tcW w:type="dxa" w:w="2268"/>
+          </w:tcPr>
+          <w:p>
+            <w:r>
+              <w:rPr>
+                <w:sz w:val="18"/>
+              </w:rPr>
+              <w:t>Distribution</w:t>
+            </w:r>
+          </w:p>
+        </w:tc>
+        <w:tc>
+          <w:tcPr>
+            <w:tcW w:type="dxa" w:w="2381"/>
+          </w:tcPr>
+          <w:p>
+            <w:r>
+              <w:rPr>
+                <w:sz w:val="18"/>
+              </w:rPr>
+              <w:t>REST + SSE</w:t>
+            </w:r>
+          </w:p>
+        </w:tc>
+        <w:tc>
+          <w:tcPr>
+            <w:tcW w:type="dxa" w:w="4649"/>
+          </w:tcPr>
+          <w:p>
+            <w:r>
+              <w:rPr>
+                <w:sz w:val="18"/>
+              </w:rPr>
+              <w:t>Exponer catálogo y cambios sin abrir SeedLink al navegador.</w:t>
+            </w:r>
+          </w:p>
+        </w:tc>
+      </w:tr>
+      <w:tr>
+        <w:tc>
+          <w:tcPr>
+            <w:tcW w:type="dxa" w:w="2268"/>
+          </w:tcPr>
+          <w:p>
+            <w:r>
+              <w:rPr>
+                <w:sz w:val="18"/>
+              </w:rPr>
+              <w:t>Visualization</w:t>
+            </w:r>
+          </w:p>
+        </w:tc>
+        <w:tc>
+          <w:tcPr>
+            <w:tcW w:type="dxa" w:w="2381"/>
+          </w:tcPr>
+          <w:p>
+            <w:r>
+              <w:rPr>
+                <w:sz w:val="18"/>
+              </w:rPr>
+              <w:t>React + CesiumJS</w:t>
+            </w:r>
+          </w:p>
+        </w:tc>
+        <w:tc>
+          <w:tcPr>
+            <w:tcW w:type="dxa" w:w="4649"/>
+          </w:tcPr>
+          <w:p>
+            <w:r>
+              <w:rPr>
+                <w:sz w:val="18"/>
+              </w:rPr>
+              <w:t>Renderizar estaciones, detalle y frentes P/S sincronizados.</w:t>
+            </w:r>
+          </w:p>
+        </w:tc>
+      </w:tr>
+    </w:tbl>
+    <w:p/>
+    <w:p>
+      <w:pPr>
+        <w:pStyle w:val="Heading2"/>
+      </w:pPr>
+      <w:r>
+        <w:t>17.3 Modelo de datos</w:t>
+      </w:r>
+    </w:p>
+    <w:tbl>
+      <w:tblPr>
+        <w:tblStyle w:val="TableGrid"/>
+        <w:tblW w:type="auto" w:w="0"/>
+        <w:tblLayout w:type="autofit"/>
+        <w:tblLook w:firstColumn="1" w:firstRow="1" w:lastColumn="0" w:lastRow="0" w:noHBand="0" w:noVBand="1" w:val="04A0"/>
+      </w:tblPr>
+      <w:tblGrid>
+        <w:gridCol w:w="3264"/>
+        <w:gridCol w:w="3264"/>
+        <w:gridCol w:w="3264"/>
+      </w:tblGrid>
+      <w:tr>
+        <w:tc>
+          <w:tcPr>
+            <w:tcW w:type="dxa" w:w="2608"/>
+            <w:shd w:fill="D9E2F3"/>
+          </w:tcPr>
+          <w:p>
+            <w:r>
+              <w:rPr>
+                <w:b/>
+                <w:sz w:val="18"/>
+              </w:rPr>
+              <w:t>Entidad</w:t>
+            </w:r>
+          </w:p>
+        </w:tc>
+        <w:tc>
+          <w:tcPr>
+            <w:tcW w:type="dxa" w:w="2324"/>
+            <w:shd w:fill="D9E2F3"/>
+          </w:tcPr>
+          <w:p>
+            <w:r>
+              <w:rPr>
+                <w:b/>
+                <w:sz w:val="18"/>
+              </w:rPr>
+              <w:t>Clave</w:t>
+            </w:r>
+          </w:p>
+        </w:tc>
+        <w:tc>
+          <w:tcPr>
+            <w:tcW w:type="dxa" w:w="4365"/>
+            <w:shd w:fill="D9E2F3"/>
+          </w:tcPr>
+          <w:p>
+            <w:r>
+              <w:rPr>
+                <w:b/>
+                <w:sz w:val="18"/>
+              </w:rPr>
+              <w:t>Contenido principal</w:t>
+            </w:r>
+          </w:p>
+        </w:tc>
+      </w:tr>
+      <w:tr>
+        <w:tc>
+          <w:tcPr>
+            <w:tcW w:type="dxa" w:w="2608"/>
+          </w:tcPr>
+          <w:p>
+            <w:r>
+              <w:rPr>
+                <w:sz w:val="18"/>
+              </w:rPr>
+              <w:t>seismic_stations</w:t>
+            </w:r>
+          </w:p>
+        </w:tc>
+        <w:tc>
+          <w:tcPr>
+            <w:tcW w:type="dxa" w:w="2324"/>
+          </w:tcPr>
+          <w:p>
+            <w:r>
+              <w:rPr>
+                <w:sz w:val="18"/>
+              </w:rPr>
+              <w:t>station_id</w:t>
+            </w:r>
+          </w:p>
+        </w:tc>
+        <w:tc>
+          <w:tcPr>
+            <w:tcW w:type="dxa" w:w="4365"/>
+          </w:tcPr>
+          <w:p>
+            <w:r>
+              <w:rPr>
+                <w:sz w:val="18"/>
+              </w:rPr>
+              <w:t>Red, estación, coordenadas, elevación, sitio, fechas y fuente.</w:t>
+            </w:r>
+          </w:p>
+        </w:tc>
+      </w:tr>
+      <w:tr>
+        <w:tc>
+          <w:tcPr>
+            <w:tcW w:type="dxa" w:w="2608"/>
+          </w:tcPr>
+          <w:p>
+            <w:r>
+              <w:rPr>
+                <w:sz w:val="18"/>
+              </w:rPr>
+              <w:t>station_states</w:t>
+            </w:r>
+          </w:p>
+        </w:tc>
+        <w:tc>
+          <w:tcPr>
+            <w:tcW w:type="dxa" w:w="2324"/>
+          </w:tcPr>
+          <w:p>
+            <w:r>
+              <w:rPr>
+                <w:sz w:val="18"/>
+              </w:rPr>
+              <w:t>station_id</w:t>
+            </w:r>
+          </w:p>
+        </w:tc>
+        <w:tc>
+          <w:tcPr>
+            <w:tcW w:type="dxa" w:w="4365"/>
+          </w:tcPr>
+          <w:p>
+            <w:r>
+              <w:rPr>
+                <w:sz w:val="18"/>
+              </w:rPr>
+              <w:t>Estado vigente, latencia, fase, valor de activación y hora UTC.</w:t>
+            </w:r>
+          </w:p>
+        </w:tc>
+      </w:tr>
+      <w:tr>
+        <w:tc>
+          <w:tcPr>
+            <w:tcW w:type="dxa" w:w="2608"/>
+          </w:tcPr>
+          <w:p>
+            <w:r>
+              <w:rPr>
+                <w:sz w:val="18"/>
+              </w:rPr>
+              <w:t>seismic_picks</w:t>
+            </w:r>
+          </w:p>
+        </w:tc>
+        <w:tc>
+          <w:tcPr>
+            <w:tcW w:type="dxa" w:w="2324"/>
+          </w:tcPr>
+          <w:p>
+            <w:r>
+              <w:rPr>
+                <w:sz w:val="18"/>
+              </w:rPr>
+              <w:t>pick_id</w:t>
+            </w:r>
+          </w:p>
+        </w:tc>
+        <w:tc>
+          <w:tcPr>
+            <w:tcW w:type="dxa" w:w="4365"/>
+          </w:tcPr>
+          <w:p>
+            <w:r>
+              <w:rPr>
+                <w:sz w:val="18"/>
+              </w:rPr>
+              <w:t>Estación, fase, tiempo de llegada, SNR, amplitud y algoritmo.</w:t>
+            </w:r>
+          </w:p>
+        </w:tc>
+      </w:tr>
+      <w:tr>
+        <w:tc>
+          <w:tcPr>
+            <w:tcW w:type="dxa" w:w="2608"/>
+          </w:tcPr>
+          <w:p>
+            <w:r>
+              <w:rPr>
+                <w:sz w:val="18"/>
+              </w:rPr>
+              <w:t>experimental_origins</w:t>
+            </w:r>
+          </w:p>
+        </w:tc>
+        <w:tc>
+          <w:tcPr>
+            <w:tcW w:type="dxa" w:w="2324"/>
+          </w:tcPr>
+          <w:p>
+            <w:r>
+              <w:rPr>
+                <w:sz w:val="18"/>
+              </w:rPr>
+              <w:t>origin_id</w:t>
+            </w:r>
+          </w:p>
+        </w:tc>
+        <w:tc>
+          <w:tcPr>
+            <w:tcW w:type="dxa" w:w="4365"/>
+          </w:tcPr>
+          <w:p>
+            <w:r>
+              <w:rPr>
+                <w:sz w:val="18"/>
+              </w:rPr>
+              <w:t>Hipocentro, magnitud, calidad, estaciones usadas y estado de revisión.</w:t>
+            </w:r>
+          </w:p>
+        </w:tc>
+      </w:tr>
+    </w:tbl>
+    <w:p/>
+    <w:p>
+      <w:pPr>
+        <w:pStyle w:val="Heading2"/>
+        <w:keepNext/>
+        <w:pageBreakBefore/>
+      </w:pPr>
+      <w:r>
+        <w:t>17.4 Contratos API</w:t>
+      </w:r>
+    </w:p>
+    <w:tbl>
+      <w:tblPr>
+        <w:tblStyle w:val="TableGrid"/>
+        <w:tblW w:type="auto" w:w="0"/>
+        <w:tblLayout w:type="autofit"/>
+        <w:tblLook w:firstColumn="1" w:firstRow="1" w:lastColumn="0" w:lastRow="0" w:noHBand="0" w:noVBand="1" w:val="04A0"/>
+      </w:tblPr>
+      <w:tblGrid>
+        <w:gridCol w:w="3264"/>
+        <w:gridCol w:w="3264"/>
+        <w:gridCol w:w="3264"/>
+      </w:tblGrid>
+      <w:tr>
+        <w:tc>
+          <w:tcPr>
+            <w:tcW w:type="dxa" w:w="2721"/>
+            <w:shd w:fill="D9E2F3"/>
+          </w:tcPr>
+          <w:p>
+            <w:r>
+              <w:rPr>
+                <w:b/>
+                <w:sz w:val="18"/>
+              </w:rPr>
+              <w:t>Método y ruta</w:t>
+            </w:r>
+          </w:p>
+        </w:tc>
+        <w:tc>
+          <w:tcPr>
+            <w:tcW w:type="dxa" w:w="3685"/>
+            <w:shd w:fill="D9E2F3"/>
+          </w:tcPr>
+          <w:p>
+            <w:r>
+              <w:rPr>
+                <w:b/>
+                <w:sz w:val="18"/>
+              </w:rPr>
+              <w:t>Uso</w:t>
+            </w:r>
+          </w:p>
+        </w:tc>
+        <w:tc>
+          <w:tcPr>
+            <w:tcW w:type="dxa" w:w="2891"/>
+            <w:shd w:fill="D9E2F3"/>
+          </w:tcPr>
+          <w:p>
+            <w:r>
+              <w:rPr>
+                <w:b/>
+                <w:sz w:val="18"/>
+              </w:rPr>
+              <w:t>Exposición</w:t>
+            </w:r>
+          </w:p>
+        </w:tc>
+      </w:tr>
+      <w:tr>
+        <w:tc>
+          <w:tcPr>
+            <w:tcW w:type="dxa" w:w="2721"/>
+          </w:tcPr>
+          <w:p>
+            <w:r>
+              <w:rPr>
+                <w:sz w:val="18"/>
+              </w:rPr>
+              <w:t>GET /api/stations</w:t>
+            </w:r>
+          </w:p>
+        </w:tc>
+        <w:tc>
+          <w:tcPr>
+            <w:tcW w:type="dxa" w:w="3685"/>
+          </w:tcPr>
+          <w:p>
+            <w:r>
+              <w:rPr>
+                <w:sz w:val="18"/>
+              </w:rPr>
+              <w:t>Catálogo y último estado</w:t>
+            </w:r>
+          </w:p>
+        </w:tc>
+        <w:tc>
+          <w:tcPr>
+            <w:tcW w:type="dxa" w:w="2891"/>
+          </w:tcPr>
+          <w:p>
+            <w:r>
+              <w:rPr>
+                <w:sz w:val="18"/>
+              </w:rPr>
+              <w:t>Pública, solo lectura</w:t>
+            </w:r>
+          </w:p>
+        </w:tc>
+      </w:tr>
+      <w:tr>
+        <w:tc>
+          <w:tcPr>
+            <w:tcW w:type="dxa" w:w="2721"/>
+          </w:tcPr>
+          <w:p>
+            <w:r>
+              <w:rPr>
+                <w:sz w:val="18"/>
+              </w:rPr>
+              <w:t>GET /api/stations/stream</w:t>
+            </w:r>
+          </w:p>
+        </w:tc>
+        <w:tc>
+          <w:tcPr>
+            <w:tcW w:type="dxa" w:w="3685"/>
+          </w:tcPr>
+          <w:p>
+            <w:r>
+              <w:rPr>
+                <w:sz w:val="18"/>
+              </w:rPr>
+              <w:t>Cambios de estado por SSE</w:t>
+            </w:r>
+          </w:p>
+        </w:tc>
+        <w:tc>
+          <w:tcPr>
+            <w:tcW w:type="dxa" w:w="2891"/>
+          </w:tcPr>
+          <w:p>
+            <w:r>
+              <w:rPr>
+                <w:sz w:val="18"/>
+              </w:rPr>
+              <w:t>Pública, solo lectura</w:t>
+            </w:r>
+          </w:p>
+        </w:tc>
+      </w:tr>
+      <w:tr>
+        <w:tc>
+          <w:tcPr>
+            <w:tcW w:type="dxa" w:w="2721"/>
+          </w:tcPr>
+          <w:p>
+            <w:r>
+              <w:rPr>
+                <w:sz w:val="18"/>
+              </w:rPr>
+              <w:t>POST /internal/seismic-engine/snapshots</w:t>
+            </w:r>
+          </w:p>
+        </w:tc>
+        <w:tc>
+          <w:tcPr>
+            <w:tcW w:type="dxa" w:w="3685"/>
+          </w:tcPr>
+          <w:p>
+            <w:r>
+              <w:rPr>
+                <w:sz w:val="18"/>
+              </w:rPr>
+              <w:t>Estados y picks producidos por el motor</w:t>
+            </w:r>
+          </w:p>
+        </w:tc>
+        <w:tc>
+          <w:tcPr>
+            <w:tcW w:type="dxa" w:w="2891"/>
+          </w:tcPr>
+          <w:p>
+            <w:r>
+              <w:rPr>
+                <w:sz w:val="18"/>
+              </w:rPr>
+              <w:t>Interna, token obligatorio</w:t>
+            </w:r>
+          </w:p>
+        </w:tc>
+      </w:tr>
+      <w:tr>
+        <w:tc>
+          <w:tcPr>
+            <w:tcW w:type="dxa" w:w="2721"/>
+          </w:tcPr>
+          <w:p>
+            <w:r>
+              <w:rPr>
+                <w:sz w:val="18"/>
+              </w:rPr>
+              <w:t>POST /internal/seismic-engine/origins</w:t>
+            </w:r>
+          </w:p>
+        </w:tc>
+        <w:tc>
+          <w:tcPr>
+            <w:tcW w:type="dxa" w:w="3685"/>
+          </w:tcPr>
+          <w:p>
+            <w:r>
+              <w:rPr>
+                <w:sz w:val="18"/>
+              </w:rPr>
+              <w:t>Orígenes experimentales</w:t>
+            </w:r>
+          </w:p>
+        </w:tc>
+        <w:tc>
+          <w:tcPr>
+            <w:tcW w:type="dxa" w:w="2891"/>
+          </w:tcPr>
+          <w:p>
+            <w:r>
+              <w:rPr>
+                <w:sz w:val="18"/>
+              </w:rPr>
+              <w:t>Interna, token obligatorio</w:t>
+            </w:r>
+          </w:p>
+        </w:tc>
+      </w:tr>
+    </w:tbl>
+    <w:p/>
+    <w:p>
+      <w:pPr>
+        <w:pStyle w:val="Heading2"/>
+      </w:pPr>
+      <w:r>
+        <w:t>17.5 Reglas de seguridad y calidad</w:t>
+      </w:r>
+    </w:p>
+    <w:p>
+      <w:pPr>
+        <w:pStyle w:val="ListBullet"/>
+      </w:pPr>
+      <w:r>
+        <w:t>El token del adaptador se mantiene fuera del repositorio y nunca se entrega al frontend.</w:t>
+      </w:r>
+    </w:p>
+    <w:p>
+      <w:pPr>
+        <w:pStyle w:val="ListBullet"/>
+      </w:pPr>
+      <w:r>
+        <w:t>Cada mensaje tiene identificador idempotente, marca UTC y versión de esquema.</w:t>
+      </w:r>
+    </w:p>
+    <w:p>
+      <w:pPr>
+        <w:pStyle w:val="ListBullet"/>
+      </w:pPr>
+      <w:r>
+        <w:t>Se rechazan coordenadas, fases, latencias o tiempos fuera de límites configurados.</w:t>
+      </w:r>
+    </w:p>
+    <w:p>
+      <w:pPr>
+        <w:pStyle w:val="ListBullet"/>
+      </w:pPr>
+      <w:r>
+        <w:t>Los orígenes experimentales no ingresan automáticamente al catálogo oficial consolidado.</w:t>
+      </w:r>
+    </w:p>
+    <w:p>
+      <w:pPr>
+        <w:pStyle w:val="ListBullet"/>
+      </w:pPr>
+      <w:r>
+        <w:t>La conexión SeedLink se centraliza en el motor; los navegadores no se conectan a redes científicas.</w:t>
+      </w:r>
+    </w:p>
+    <w:p>
+      <w:pPr>
+        <w:pStyle w:val="Heading2"/>
+      </w:pPr>
+      <w:r>
+        <w:t>17.6 Despliegue y operación</w:t>
+      </w:r>
+    </w:p>
+    <w:p>
+      <w:r>
+        <w:t>Para desarrollo se admite Windows como host con Ubuntu 24.04 sobre WSL2 o una máquina virtual Linux. PostgreSQL y las aplicaciones TypeScript pueden continuar en el entorno actual. SeisComP debe instalarse y configurarse dentro de Linux con almacenamiento independiente para buffers MiniSEED. El primer modo operativo es reproducción histórica y luego modo sombra en tiempo real.</w:t>
+      </w:r>
+    </w:p>
+    <w:p>
+      <w:pPr>
+        <w:pStyle w:val="Heading2"/>
+      </w:pPr>
+      <w:r>
+        <w:t>17.7 Criterios técnicos de salida</w:t>
+      </w:r>
+    </w:p>
+    <w:p>
+      <w:pPr>
+        <w:pStyle w:val="ListBullet"/>
+      </w:pPr>
+      <w:r>
+        <w:t>Catálogo FDSN importado sin duplicar station_id.</w:t>
+      </w:r>
+    </w:p>
+    <w:p>
+      <w:pPr>
+        <w:pStyle w:val="ListBullet"/>
+      </w:pPr>
+      <w:r>
+        <w:t>API de estaciones validada por esquema y pruebas de integración.</w:t>
+      </w:r>
+    </w:p>
+    <w:p>
+      <w:pPr>
+        <w:pStyle w:val="ListBullet"/>
+      </w:pPr>
+      <w:r>
+        <w:t>Estados del adaptador persistidos de forma idempotente.</w:t>
+      </w:r>
+    </w:p>
+    <w:p>
+      <w:pPr>
+        <w:pStyle w:val="ListBullet"/>
+      </w:pPr>
+      <w:r>
+        <w:t>CesiumJS representa estaciones sin degradar la interacción del globo.</w:t>
+      </w:r>
+    </w:p>
+    <w:p>
+      <w:pPr>
+        <w:pStyle w:val="ListBullet"/>
+      </w:pPr>
+      <w:r>
+        <w:t>Frentes P/S usan el tiempo de origen y no reinician al seleccionar.</w:t>
+      </w:r>
+    </w:p>
+    <w:p>
+      <w:pPr>
+        <w:pStyle w:val="ListBullet"/>
+      </w:pPr>
+      <w:r>
+        <w:t>Pruebas automatizadas, build y validación visual aprobados.</w:t>
+      </w:r>
+    </w:p>
+    <w:p>
+      <w:pPr>
+        <w:pStyle w:val="ListBullet"/>
+      </w:pPr>
+      <w:r>
+        <w:t>Toda salida experimental conserva etiqueta visible y trazabilidad.</w:t>
+      </w:r>
+    </w:p>
+    <w:p>
+      <w:pPr>
+        <w:pStyle w:val="Heading2"/>
+      </w:pPr>
+      <w:r>
+        <w:t>17.8 Trazabilidad documental</w:t>
+      </w:r>
+    </w:p>
+    <w:p>
+      <w:r>
+        <w:t>Esta ampliación deriva del informe funcional, del presente informe técnico y de la norma PROCESO_DE_ENTREGA_Y_VALIDACION. Su implementación se rige por SDD-014; TEST-014 define las pruebas y VALIDATION-014 registra los resultados.</w:t>
       </w:r>
     </w:p>
     <w:sectPr>
